--- a/SBS24010097_PhoneMyatMin_DataStructuresAndAlgorithms_FinalAssignment.docx
+++ b/SBS24010097_PhoneMyatMin_DataStructuresAndAlgorithms_FinalAssignment.docx
@@ -5593,10 +5593,9 @@
       </w:tblPr>
       <w:tblGrid>
         <w:gridCol w:w="2997"/>
-        <w:gridCol w:w="50"/>
-        <w:gridCol w:w="1816"/>
-        <w:gridCol w:w="810"/>
-        <w:gridCol w:w="4959"/>
+        <w:gridCol w:w="2676"/>
+        <w:gridCol w:w="1080"/>
+        <w:gridCol w:w="3879"/>
       </w:tblGrid>
       <w:tr>
         <w:trPr>
@@ -5605,7 +5604,7 @@
         <w:tc>
           <w:tcPr>
             <w:tcW w:w="10632" w:type="dxa"/>
-            <w:gridSpan w:val="5"/>
+            <w:gridSpan w:val="4"/>
             <w:tcBorders>
               <w:top w:val="single" w:sz="4" w:space="0" w:color="000000"/>
               <w:left w:val="single" w:sz="4" w:space="0" w:color="000000"/>
@@ -5692,7 +5691,7 @@
         <w:tc>
           <w:tcPr>
             <w:tcW w:w="10632" w:type="dxa"/>
-            <w:gridSpan w:val="5"/>
+            <w:gridSpan w:val="4"/>
             <w:tcBorders>
               <w:top w:val="single" w:sz="4" w:space="0" w:color="000000"/>
               <w:left w:val="single" w:sz="4" w:space="0" w:color="000000"/>
@@ -5737,7 +5736,7 @@
         <w:tc>
           <w:tcPr>
             <w:tcW w:w="10632" w:type="dxa"/>
-            <w:gridSpan w:val="5"/>
+            <w:gridSpan w:val="4"/>
             <w:tcBorders>
               <w:top w:val="single" w:sz="4" w:space="0" w:color="000000"/>
               <w:left w:val="single" w:sz="4" w:space="0" w:color="000000"/>
@@ -5817,7 +5816,7 @@
         <w:tc>
           <w:tcPr>
             <w:tcW w:w="10632" w:type="dxa"/>
-            <w:gridSpan w:val="5"/>
+            <w:gridSpan w:val="4"/>
             <w:tcBorders>
               <w:top w:val="single" w:sz="4" w:space="0" w:color="000000"/>
               <w:left w:val="single" w:sz="4" w:space="0" w:color="000000"/>
@@ -5944,8 +5943,7 @@
         </w:tc>
         <w:tc>
           <w:tcPr>
-            <w:tcW w:w="1866" w:type="dxa"/>
-            <w:gridSpan w:val="2"/>
+            <w:tcW w:w="2676" w:type="dxa"/>
             <w:tcBorders>
               <w:top w:val="single" w:sz="4" w:space="0" w:color="000000"/>
               <w:left w:val="single" w:sz="4" w:space="0" w:color="000000"/>
@@ -5963,6 +5961,7 @@
           </w:tcPr>
           <w:p>
             <w:pPr>
+              <w:jc w:val="center"/>
               <w:rPr>
                 <w:rFonts w:ascii="Times New Roman" w:eastAsia="Times New Roman" w:hAnsi="Times New Roman" w:cs="Times New Roman"/>
                 <w:sz w:val="26"/>
@@ -5981,7 +5980,7 @@
         </w:tc>
         <w:tc>
           <w:tcPr>
-            <w:tcW w:w="810" w:type="dxa"/>
+            <w:tcW w:w="1080" w:type="dxa"/>
             <w:tcBorders>
               <w:top w:val="single" w:sz="4" w:space="0" w:color="000000"/>
               <w:left w:val="single" w:sz="4" w:space="0" w:color="000000"/>
@@ -6036,7 +6035,7 @@
         </w:tc>
         <w:tc>
           <w:tcPr>
-            <w:tcW w:w="4959" w:type="dxa"/>
+            <w:tcW w:w="3879" w:type="dxa"/>
             <w:tcBorders>
               <w:top w:val="single" w:sz="4" w:space="0" w:color="000000"/>
               <w:left w:val="single" w:sz="4" w:space="0" w:color="000000"/>
@@ -6111,7 +6110,7 @@
         </w:tc>
         <w:tc>
           <w:tcPr>
-            <w:tcW w:w="50" w:type="dxa"/>
+            <w:tcW w:w="2676" w:type="dxa"/>
             <w:tcBorders>
               <w:top w:val="single" w:sz="4" w:space="0" w:color="000000"/>
               <w:left w:val="single" w:sz="4" w:space="0" w:color="000000"/>
@@ -6139,8 +6138,7 @@
         </w:tc>
         <w:tc>
           <w:tcPr>
-            <w:tcW w:w="2626" w:type="dxa"/>
-            <w:gridSpan w:val="2"/>
+            <w:tcW w:w="1080" w:type="dxa"/>
             <w:tcBorders>
               <w:top w:val="single" w:sz="4" w:space="0" w:color="000000"/>
               <w:left w:val="single" w:sz="4" w:space="0" w:color="000000"/>
@@ -6195,7 +6193,7 @@
         </w:tc>
         <w:tc>
           <w:tcPr>
-            <w:tcW w:w="4959" w:type="dxa"/>
+            <w:tcW w:w="3879" w:type="dxa"/>
             <w:tcBorders>
               <w:top w:val="single" w:sz="4" w:space="0" w:color="000000"/>
               <w:left w:val="single" w:sz="4" w:space="0" w:color="000000"/>
@@ -8898,7 +8896,7 @@
         <w:pStyle w:val="SBSFormat"/>
       </w:pPr>
       <w:r>
-        <w:t xml:space="preserve">The implementation above demonstrates how the constructor enforces the pre-condition that weight must be non-negative. If a negative weight is provided, the system throws a C++ </w:t>
+        <w:t xml:space="preserve">The constructor shown above is a good example of how one can enforce the pre-condition that weight has to be a non-negative number. When a negative weight is passed to it, a C++ </w:t>
       </w:r>
       <w:proofErr w:type="gramStart"/>
       <w:r>
@@ -8911,7 +8909,7 @@
       </w:r>
       <w:proofErr w:type="spellEnd"/>
       <w:r>
-        <w:t xml:space="preserve"> exception, preventing corrupted data from entering the logistics pipeline. The const qualifier on getter methods guarantees that calling </w:t>
+        <w:t xml:space="preserve"> exception is thrown so corrupted data are prevented from getting into the logistics pipeline. Also, a const qualifier on getter methods is a promise that a call to </w:t>
       </w:r>
       <w:proofErr w:type="spellStart"/>
       <w:proofErr w:type="gramStart"/>
@@ -8924,7 +8922,7 @@
       </w:r>
       <w:proofErr w:type="gramEnd"/>
       <w:r>
-        <w:t>) cannot accidentally modify the internal state, providing compile-time safety. This defensive programming approach is essential for maintaining data integrity across the entire Swift-Load platform, especially when multiple modules access the same Goods objects concurrently.</w:t>
+        <w:t>) shouldn't change the object's internal state. This acts as another layer of safety that compilers can check. Such a defensive approach to programming is crucial for the integrity of the data throughout the whole Swift-Load platform, especially when the same Goods instances are accessed concurrently by multiple modules.</w:t>
       </w:r>
     </w:p>
     <w:p>
@@ -8943,11 +8941,11 @@
         <w:pStyle w:val="SBSFormat"/>
       </w:pPr>
       <w:r>
-        <w:t xml:space="preserve">The Swift-Load loading bay operates on a strict first-come, first-served basis to ensure fairness among delivery trucks and prevent operational chaos. This is mathematically modeled using a First-In-First-Out (FIFO) Queue data structure. A queue is a linear data structure that supports two primary operations: enqueue (adding an element </w:t>
+        <w:t xml:space="preserve">To keep things running smoothly and fairly, the Swift-Load loading bay gives priority to trucks on a strict first-come-first-served basis. The whole process is mathematically modeled as a First-In-First-Out (FIFO) Queue. In essence, a queue is a linear data structure that allows two main operations: enqueue which adds an element to </w:t>
       </w:r>
       <w:r>
         <w:lastRenderedPageBreak/>
-        <w:t>to the rear) and dequeue (removing an element from the front). Unlike a stack, where the most recent element is accessed first, a queue guarantees that elements are processed in the exact chronological order they arrived, preventing starvation where a truck could wait indefinitely while newer arrivals are processed first.</w:t>
+        <w:t>the rear and dequeue which removes an element from the front. Unlike a stack that accesses the most recently added element first, a queue will always process elements in the exact order in which they arrived, thus preventing a situation where a truck could be left waiting indefinitely while newer arrivals are processed first.</w:t>
       </w:r>
     </w:p>
     <w:p>
@@ -8955,7 +8953,7 @@
         <w:pStyle w:val="SBSFormat"/>
       </w:pPr>
       <w:r>
-        <w:t>In the real-world logistics context, when Truck A arrives at the loading bay at 8:00 AM, followed by Truck B at 8:15 AM and Truck C at 8:30 AM, the queue ensures Truck A is always loaded first. This FIFO discipline is critical for maintaining contractual delivery deadlines and customer satisfaction metrics.</w:t>
+        <w:t>Consider, in a logistics scenario, if Truck A gets to the loading bay at 8:00 AM, followed by Truck B at 8:15 AM, and Truck C at 8:30 AM, using a queue will enforce Truck A always being the one that loads first. Moreover, keeping to such FIFO discipline is extremely important for ensuring delivery deadlines that have been contracted are met as well as for customer satisfaction purposes.</w:t>
       </w:r>
     </w:p>
     <w:p/>
@@ -9723,7 +9721,6 @@
           <w:rFonts w:ascii="Times New Roman" w:hAnsi="Times New Roman" w:cs="Times New Roman"/>
           <w:b/>
         </w:rPr>
-        <w:lastRenderedPageBreak/>
         <w:t xml:space="preserve">C++ Implementation using </w:t>
       </w:r>
       <w:proofErr w:type="gramStart"/>
@@ -10095,6 +10092,7 @@
           <w:b/>
           <w:bCs/>
         </w:rPr>
+        <w:lastRenderedPageBreak/>
         <w:t>Bubble Sort Algorithm:</w:t>
       </w:r>
     </w:p>
@@ -10103,7 +10101,6 @@
         <w:pStyle w:val="SBSFormat"/>
       </w:pPr>
       <w:r>
-        <w:lastRenderedPageBreak/>
         <w:t>Bubble Sort is a simple comparison-based algorithm that repeatedly traverses the list, compares adjacent elements, and swaps them if they are in the wrong order. Each pass moves the smallest unsorted element to its correct position at the end (like a bubble rising). The algorithm requires N-1 passes in the worst case, and each pass performs up to N-i-1 comparisons. While conceptually simple and easy to implement, its O(N^2) time complexity makes it impractical for datasets larger than a few hundred elements.</w:t>
       </w:r>
     </w:p>
@@ -10672,7 +10669,6 @@
           <w:rFonts w:ascii="Times New Roman" w:hAnsi="Times New Roman" w:cs="Times New Roman"/>
           <w:b/>
         </w:rPr>
-        <w:lastRenderedPageBreak/>
         <w:t>Empirical Performance Comparison:</w:t>
       </w:r>
     </w:p>
@@ -11539,6 +11535,7 @@
         <w:ind w:firstLine="0"/>
       </w:pPr>
       <w:r>
+        <w:lastRenderedPageBreak/>
         <w:t xml:space="preserve">Conclusion: Despite Bubble Sort having minor advantages in space efficiency and stability, </w:t>
       </w:r>
       <w:proofErr w:type="spellStart"/>
@@ -11547,11 +11544,7 @@
       </w:r>
       <w:proofErr w:type="spellEnd"/>
       <w:r>
-        <w:t xml:space="preserve"> is overwhelmingly superior for the Swift-Load use case. With thousands of </w:t>
-      </w:r>
-      <w:r>
-        <w:lastRenderedPageBreak/>
-        <w:t xml:space="preserve">packages processed daily, the O(N^2) scaling of Bubble Sort would create unacceptable delays during peak seasons, while </w:t>
+        <w:t xml:space="preserve"> is overwhelmingly superior for the Swift-Load use case. With thousands of packages processed daily, the O(N^2) scaling of Bubble Sort would create unacceptable delays during peak seasons, while </w:t>
       </w:r>
       <w:proofErr w:type="spellStart"/>
       <w:r>
@@ -11689,6 +11682,7 @@
         <w:pStyle w:val="SBSFormat"/>
       </w:pPr>
       <w:r>
+        <w:lastRenderedPageBreak/>
         <w:t xml:space="preserve">If the logistics team later decides to store weight in grams instead of kilograms for higher precision on lightweight electronics, only the internal implementation of </w:t>
       </w:r>
       <w:proofErr w:type="spellStart"/>
@@ -11715,11 +11709,7 @@
       </w:r>
       <w:proofErr w:type="gramEnd"/>
       <w:r>
-        <w:t xml:space="preserve">) need to change. Every external module that reads weight </w:t>
-      </w:r>
-      <w:r>
-        <w:lastRenderedPageBreak/>
-        <w:t>continues to function without any modification whatsoever, because they interact exclusively through the public interface. This dramatically reduces the cost and risk of system evolution.</w:t>
+        <w:t>) need to change. Every external module that reads weight continues to function without any modification whatsoever, because they interact exclusively through the public interface. This dramatically reduces the cost and risk of system evolution.</w:t>
       </w:r>
     </w:p>
     <w:p>
@@ -11798,11 +11788,11 @@
         <w:pStyle w:val="SBSFormat"/>
       </w:pPr>
       <w:r>
-        <w:t xml:space="preserve">The imperative ADT concept introduced a crucial philosophical insight that bridged this gap: certain data and certain operations are semantically inseparable. The weight of a cargo item cannot be meaningfully updated without simultaneously validating that the new value is non-negative. The name of an item cannot be set to an empty string without potentially breaking the AVL tree's search key invariant. This realization that data and its </w:t>
+        <w:t xml:space="preserve">The imperative ADT concept introduced a crucial philosophical insight that bridged this gap: certain data and certain operations are semantically inseparable. The weight of a cargo item cannot be meaningfully updated without simultaneously validating that the new </w:t>
       </w:r>
       <w:r>
         <w:lastRenderedPageBreak/>
-        <w:t>valid operations form an indivisible logical unit became the philosophical and mathematical foundation upon which OOP was built.</w:t>
+        <w:t>value is non-negative. The name of an item cannot be set to an empty string without potentially breaking the AVL tree's search key invariant. This realization that data and its valid operations form an indivisible logical unit became the philosophical and mathematical foundation upon which OOP was built.</w:t>
       </w:r>
     </w:p>
     <w:p>
@@ -11892,11 +11882,8 @@
         <w:pStyle w:val="SBSFormat"/>
       </w:pPr>
       <w:r>
-        <w:t xml:space="preserve">A memory stack is a fundamental data structure that operates on a Last-In-First-Out (LIFO) principle. Unlike a queue where the first element added is the first removed, a stack ensures that the most recently added element is always the first to be removed. This </w:t>
-      </w:r>
-      <w:r>
         <w:lastRenderedPageBreak/>
-        <w:t>behavior is analogous to a physical stack of plates: you can only add to or remove from the top.</w:t>
+        <w:t>A memory stack is a fundamental data structure that operates on a Last-In-First-Out (LIFO) principle. Unlike a queue where the first element added is the first removed, a stack ensures that the most recently added element is always the first to be removed. This behavior is analogous to a physical stack of plates: you can only add to or remove from the top.</w:t>
       </w:r>
     </w:p>
     <w:p>
@@ -12284,6 +12271,7 @@
     </w:tbl>
     <w:p>
       <w:r>
+        <w:lastRenderedPageBreak/>
         <w:t>Table 4: Stack Operations with Logistics Applications</w:t>
       </w:r>
     </w:p>
@@ -12326,7 +12314,6 @@
           </w:tcPr>
           <w:p>
             <w:r>
-              <w:lastRenderedPageBreak/>
               <w:t>Direction</w:t>
             </w:r>
           </w:p>
@@ -34204,7 +34191,8 @@
     <w:pitch w:val="variable"/>
     <w:sig w:usb0="E00006FF" w:usb1="420024FF" w:usb2="02000000" w:usb3="00000000" w:csb0="0000019F" w:csb1="00000000"/>
   </w:font>
-  <w:font w:name="MS Mincho">
+  <w:font w:name="ＭＳ 明朝">
+    <w:altName w:val="MS Mincho"/>
     <w:panose1 w:val="02020609040205080304"/>
     <w:charset w:val="80"/>
     <w:family w:val="modern"/>
@@ -34320,6 +34308,7 @@
     <w:rsid w:val="007D1C7F"/>
     <w:rsid w:val="008A7FD6"/>
     <w:rsid w:val="008C01D9"/>
+    <w:rsid w:val="00954E6F"/>
     <w:rsid w:val="009C357A"/>
     <w:rsid w:val="009C3AC7"/>
     <w:rsid w:val="00AC066A"/>
@@ -34340,6 +34329,7 @@
     <w:rsid w:val="00DE73BF"/>
     <w:rsid w:val="00E5532E"/>
     <w:rsid w:val="00EB6701"/>
+    <w:rsid w:val="00EF297D"/>
     <w:rsid w:val="00FB3A23"/>
     <w:rsid w:val="00FE46B0"/>
   </w:rsids>
